--- a/Наладчик контрольно-измерительных приборов и автоматики/профессиональной переподготовки 14919 Наладчик контрольно-измерительных приборов и автоматики/Лекции МДК 01.01  10 Сдача налаженных и испытанных систем КИПиА в эксплуатацию.docx
+++ b/Наладчик контрольно-измерительных приборов и автоматики/профессиональной переподготовки 14919 Наладчик контрольно-измерительных приборов и автоматики/Лекции МДК 01.01  10 Сдача налаженных и испытанных систем КИПиА в эксплуатацию.docx
@@ -29,7 +29,7 @@
           <w:i/>
           <w:sz w:val="28"/>
         </w:rPr>
-        <w:t>(профессиональной переподготовки на 4-5 разряды)</w:t>
+        <w:t>Для профессии 14919 «Наладчик контрольно-измерительных приборов и автоматики» (профессиональной переподготовки на 4-5 разряды)</w:t>
       </w:r>
     </w:p>
     <w:p>

--- a/Наладчик контрольно-измерительных приборов и автоматики/профессиональной переподготовки 14919 Наладчик контрольно-измерительных приборов и автоматики/Лекции МДК 01.01  10 Сдача налаженных и испытанных систем КИПиА в эксплуатацию.docx
+++ b/Наладчик контрольно-измерительных приборов и автоматики/профессиональной переподготовки 14919 Наладчик контрольно-измерительных приборов и автоматики/Лекции МДК 01.01  10 Сдача налаженных и испытанных систем КИПиА в эксплуатацию.docx
@@ -200,6 +200,942 @@
       <w:pPr>
         <w:spacing w:before="240" w:after="120" w:line="360" w:lineRule="auto"/>
       </w:pPr>
+    </w:p>
+    <w:p>
+      <w:r>
+        <w:rPr>
+          <w:b/>
+          <w:sz w:val="22"/>
+        </w:rPr>
+        <w:t>Таблица 1. Документация для сдачи систем КИПиА</w:t>
+      </w:r>
+    </w:p>
+    <w:tbl>
+      <w:tblPr>
+        <w:tblStyle w:val="TableGrid"/>
+        <w:tblW w:type="auto" w:w="0"/>
+        <w:jc w:val="center"/>
+        <w:tblLook w:firstColumn="1" w:firstRow="1" w:lastColumn="0" w:lastRow="0" w:noHBand="0" w:noVBand="1" w:val="04A0"/>
+      </w:tblPr>
+      <w:tblGrid>
+        <w:gridCol w:w="2339"/>
+        <w:gridCol w:w="2339"/>
+        <w:gridCol w:w="2339"/>
+        <w:gridCol w:w="2339"/>
+      </w:tblGrid>
+      <w:tr>
+        <w:tc>
+          <w:tcPr>
+            <w:tcW w:type="dxa" w:w="2339"/>
+            <w:shd w:fill="1a5276" w:val="clear"/>
+          </w:tcPr>
+          <w:p>
+            <w:pPr>
+              <w:jc w:val="center"/>
+            </w:pPr>
+            <w:r/>
+            <w:r>
+              <w:rPr>
+                <w:b/>
+                <w:color w:val="FFFFFF"/>
+                <w:sz w:val="18"/>
+              </w:rPr>
+              <w:t>Документ</w:t>
+            </w:r>
+          </w:p>
+        </w:tc>
+        <w:tc>
+          <w:tcPr>
+            <w:tcW w:type="dxa" w:w="2339"/>
+            <w:shd w:fill="1a5276" w:val="clear"/>
+          </w:tcPr>
+          <w:p>
+            <w:pPr>
+              <w:jc w:val="center"/>
+            </w:pPr>
+            <w:r/>
+            <w:r>
+              <w:rPr>
+                <w:b/>
+                <w:color w:val="FFFFFF"/>
+                <w:sz w:val="18"/>
+              </w:rPr>
+              <w:t>Количество экземпляров</w:t>
+            </w:r>
+          </w:p>
+        </w:tc>
+        <w:tc>
+          <w:tcPr>
+            <w:tcW w:type="dxa" w:w="2339"/>
+            <w:shd w:fill="1a5276" w:val="clear"/>
+          </w:tcPr>
+          <w:p>
+            <w:pPr>
+              <w:jc w:val="center"/>
+            </w:pPr>
+            <w:r/>
+            <w:r>
+              <w:rPr>
+                <w:b/>
+                <w:color w:val="FFFFFF"/>
+                <w:sz w:val="18"/>
+              </w:rPr>
+              <w:t>Кто подписывает</w:t>
+            </w:r>
+          </w:p>
+        </w:tc>
+        <w:tc>
+          <w:tcPr>
+            <w:tcW w:type="dxa" w:w="2339"/>
+            <w:shd w:fill="1a5276" w:val="clear"/>
+          </w:tcPr>
+          <w:p>
+            <w:pPr>
+              <w:jc w:val="center"/>
+            </w:pPr>
+            <w:r/>
+            <w:r>
+              <w:rPr>
+                <w:b/>
+                <w:color w:val="FFFFFF"/>
+                <w:sz w:val="18"/>
+              </w:rPr>
+              <w:t>Срок хранения</w:t>
+            </w:r>
+          </w:p>
+        </w:tc>
+      </w:tr>
+      <w:tr>
+        <w:tc>
+          <w:tcPr>
+            <w:tcW w:type="dxa" w:w="2339"/>
+          </w:tcPr>
+          <w:p>
+            <w:r/>
+            <w:r>
+              <w:rPr>
+                <w:sz w:val="18"/>
+              </w:rPr>
+              <w:t>Акт приёмки наладочных работ</w:t>
+            </w:r>
+          </w:p>
+        </w:tc>
+        <w:tc>
+          <w:tcPr>
+            <w:tcW w:type="dxa" w:w="2339"/>
+          </w:tcPr>
+          <w:p>
+            <w:r/>
+            <w:r>
+              <w:rPr>
+                <w:sz w:val="18"/>
+              </w:rPr>
+              <w:t>3</w:t>
+            </w:r>
+          </w:p>
+        </w:tc>
+        <w:tc>
+          <w:tcPr>
+            <w:tcW w:type="dxa" w:w="2339"/>
+          </w:tcPr>
+          <w:p>
+            <w:r/>
+            <w:r>
+              <w:rPr>
+                <w:sz w:val="18"/>
+              </w:rPr>
+              <w:t>Руководитель, заказчик, подрядчик</w:t>
+            </w:r>
+          </w:p>
+        </w:tc>
+        <w:tc>
+          <w:tcPr>
+            <w:tcW w:type="dxa" w:w="2339"/>
+          </w:tcPr>
+          <w:p>
+            <w:r/>
+            <w:r>
+              <w:rPr>
+                <w:sz w:val="18"/>
+              </w:rPr>
+              <w:t>Постоянно</w:t>
+            </w:r>
+          </w:p>
+        </w:tc>
+      </w:tr>
+      <w:tr>
+        <w:tc>
+          <w:tcPr>
+            <w:tcW w:type="dxa" w:w="2339"/>
+            <w:shd w:fill="d4e6f1" w:val="clear"/>
+          </w:tcPr>
+          <w:p>
+            <w:r/>
+            <w:r>
+              <w:rPr>
+                <w:sz w:val="18"/>
+              </w:rPr>
+              <w:t>Протоколы наладки приборов</w:t>
+            </w:r>
+          </w:p>
+        </w:tc>
+        <w:tc>
+          <w:tcPr>
+            <w:tcW w:type="dxa" w:w="2339"/>
+            <w:shd w:fill="d4e6f1" w:val="clear"/>
+          </w:tcPr>
+          <w:p>
+            <w:r/>
+            <w:r>
+              <w:rPr>
+                <w:sz w:val="18"/>
+              </w:rPr>
+              <w:t>2</w:t>
+            </w:r>
+          </w:p>
+        </w:tc>
+        <w:tc>
+          <w:tcPr>
+            <w:tcW w:type="dxa" w:w="2339"/>
+            <w:shd w:fill="d4e6f1" w:val="clear"/>
+          </w:tcPr>
+          <w:p>
+            <w:r/>
+            <w:r>
+              <w:rPr>
+                <w:sz w:val="18"/>
+              </w:rPr>
+              <w:t>Наладчик, руководитель работ</w:t>
+            </w:r>
+          </w:p>
+        </w:tc>
+        <w:tc>
+          <w:tcPr>
+            <w:tcW w:type="dxa" w:w="2339"/>
+            <w:shd w:fill="d4e6f1" w:val="clear"/>
+          </w:tcPr>
+          <w:p>
+            <w:r/>
+            <w:r>
+              <w:rPr>
+                <w:sz w:val="18"/>
+              </w:rPr>
+              <w:t>5 лет</w:t>
+            </w:r>
+          </w:p>
+        </w:tc>
+      </w:tr>
+      <w:tr>
+        <w:tc>
+          <w:tcPr>
+            <w:tcW w:type="dxa" w:w="2339"/>
+          </w:tcPr>
+          <w:p>
+            <w:r/>
+            <w:r>
+              <w:rPr>
+                <w:sz w:val="18"/>
+              </w:rPr>
+              <w:t>Паспорта на приборы</w:t>
+            </w:r>
+          </w:p>
+        </w:tc>
+        <w:tc>
+          <w:tcPr>
+            <w:tcW w:type="dxa" w:w="2339"/>
+          </w:tcPr>
+          <w:p>
+            <w:r/>
+            <w:r>
+              <w:rPr>
+                <w:sz w:val="18"/>
+              </w:rPr>
+              <w:t>1 (оригинал)</w:t>
+            </w:r>
+          </w:p>
+        </w:tc>
+        <w:tc>
+          <w:tcPr>
+            <w:tcW w:type="dxa" w:w="2339"/>
+          </w:tcPr>
+          <w:p>
+            <w:r/>
+            <w:r>
+              <w:rPr>
+                <w:sz w:val="18"/>
+              </w:rPr>
+              <w:t>Завод-изготовитель</w:t>
+            </w:r>
+          </w:p>
+        </w:tc>
+        <w:tc>
+          <w:tcPr>
+            <w:tcW w:type="dxa" w:w="2339"/>
+          </w:tcPr>
+          <w:p>
+            <w:r/>
+            <w:r>
+              <w:rPr>
+                <w:sz w:val="18"/>
+              </w:rPr>
+              <w:t>Срок службы</w:t>
+            </w:r>
+          </w:p>
+        </w:tc>
+      </w:tr>
+      <w:tr>
+        <w:tc>
+          <w:tcPr>
+            <w:tcW w:type="dxa" w:w="2339"/>
+            <w:shd w:fill="d4e6f1" w:val="clear"/>
+          </w:tcPr>
+          <w:p>
+            <w:r/>
+            <w:r>
+              <w:rPr>
+                <w:sz w:val="18"/>
+              </w:rPr>
+              <w:t>Акты проверки изоляции</w:t>
+            </w:r>
+          </w:p>
+        </w:tc>
+        <w:tc>
+          <w:tcPr>
+            <w:tcW w:type="dxa" w:w="2339"/>
+            <w:shd w:fill="d4e6f1" w:val="clear"/>
+          </w:tcPr>
+          <w:p>
+            <w:r/>
+            <w:r>
+              <w:rPr>
+                <w:sz w:val="18"/>
+              </w:rPr>
+              <w:t>2</w:t>
+            </w:r>
+          </w:p>
+        </w:tc>
+        <w:tc>
+          <w:tcPr>
+            <w:tcW w:type="dxa" w:w="2339"/>
+            <w:shd w:fill="d4e6f1" w:val="clear"/>
+          </w:tcPr>
+          <w:p>
+            <w:r/>
+            <w:r>
+              <w:rPr>
+                <w:sz w:val="18"/>
+              </w:rPr>
+              <w:t>Наладчик, руководитель работ</w:t>
+            </w:r>
+          </w:p>
+        </w:tc>
+        <w:tc>
+          <w:tcPr>
+            <w:tcW w:type="dxa" w:w="2339"/>
+            <w:shd w:fill="d4e6f1" w:val="clear"/>
+          </w:tcPr>
+          <w:p>
+            <w:r/>
+            <w:r>
+              <w:rPr>
+                <w:sz w:val="18"/>
+              </w:rPr>
+              <w:t>3 года</w:t>
+            </w:r>
+          </w:p>
+        </w:tc>
+      </w:tr>
+      <w:tr>
+        <w:tc>
+          <w:tcPr>
+            <w:tcW w:type="dxa" w:w="2339"/>
+          </w:tcPr>
+          <w:p>
+            <w:r/>
+            <w:r>
+              <w:rPr>
+                <w:sz w:val="18"/>
+              </w:rPr>
+              <w:t>Программа наладочных работ</w:t>
+            </w:r>
+          </w:p>
+        </w:tc>
+        <w:tc>
+          <w:tcPr>
+            <w:tcW w:type="dxa" w:w="2339"/>
+          </w:tcPr>
+          <w:p>
+            <w:r/>
+            <w:r>
+              <w:rPr>
+                <w:sz w:val="18"/>
+              </w:rPr>
+              <w:t>2</w:t>
+            </w:r>
+          </w:p>
+        </w:tc>
+        <w:tc>
+          <w:tcPr>
+            <w:tcW w:type="dxa" w:w="2339"/>
+          </w:tcPr>
+          <w:p>
+            <w:r/>
+            <w:r>
+              <w:rPr>
+                <w:sz w:val="18"/>
+              </w:rPr>
+              <w:t>Руководитель работ, заказчик</w:t>
+            </w:r>
+          </w:p>
+        </w:tc>
+        <w:tc>
+          <w:tcPr>
+            <w:tcW w:type="dxa" w:w="2339"/>
+          </w:tcPr>
+          <w:p>
+            <w:r/>
+            <w:r>
+              <w:rPr>
+                <w:sz w:val="18"/>
+              </w:rPr>
+              <w:t>3 года</w:t>
+            </w:r>
+          </w:p>
+        </w:tc>
+      </w:tr>
+      <w:tr>
+        <w:tc>
+          <w:tcPr>
+            <w:tcW w:type="dxa" w:w="2339"/>
+            <w:shd w:fill="d4e6f1" w:val="clear"/>
+          </w:tcPr>
+          <w:p>
+            <w:r/>
+            <w:r>
+              <w:rPr>
+                <w:sz w:val="18"/>
+              </w:rPr>
+              <w:t>Журнал наладочных работ</w:t>
+            </w:r>
+          </w:p>
+        </w:tc>
+        <w:tc>
+          <w:tcPr>
+            <w:tcW w:type="dxa" w:w="2339"/>
+            <w:shd w:fill="d4e6f1" w:val="clear"/>
+          </w:tcPr>
+          <w:p>
+            <w:r/>
+            <w:r>
+              <w:rPr>
+                <w:sz w:val="18"/>
+              </w:rPr>
+              <w:t>1</w:t>
+            </w:r>
+          </w:p>
+        </w:tc>
+        <w:tc>
+          <w:tcPr>
+            <w:tcW w:type="dxa" w:w="2339"/>
+            <w:shd w:fill="d4e6f1" w:val="clear"/>
+          </w:tcPr>
+          <w:p>
+            <w:r/>
+            <w:r>
+              <w:rPr>
+                <w:sz w:val="18"/>
+              </w:rPr>
+              <w:t>Все участники работ</w:t>
+            </w:r>
+          </w:p>
+        </w:tc>
+        <w:tc>
+          <w:tcPr>
+            <w:tcW w:type="dxa" w:w="2339"/>
+            <w:shd w:fill="d4e6f1" w:val="clear"/>
+          </w:tcPr>
+          <w:p>
+            <w:r/>
+            <w:r>
+              <w:rPr>
+                <w:sz w:val="18"/>
+              </w:rPr>
+              <w:t>5 лет</w:t>
+            </w:r>
+          </w:p>
+        </w:tc>
+      </w:tr>
+    </w:tbl>
+    <w:p/>
+    <w:p>
+      <w:r>
+        <w:rPr>
+          <w:b/>
+          <w:sz w:val="22"/>
+        </w:rPr>
+        <w:t>Таблица 2. Этапы сдачи системы в эксплуатацию</w:t>
+      </w:r>
+    </w:p>
+    <w:tbl>
+      <w:tblPr>
+        <w:tblStyle w:val="TableGrid"/>
+        <w:tblW w:type="auto" w:w="0"/>
+        <w:jc w:val="center"/>
+        <w:tblLook w:firstColumn="1" w:firstRow="1" w:lastColumn="0" w:lastRow="0" w:noHBand="0" w:noVBand="1" w:val="04A0"/>
+      </w:tblPr>
+      <w:tblGrid>
+        <w:gridCol w:w="2339"/>
+        <w:gridCol w:w="2339"/>
+        <w:gridCol w:w="2339"/>
+        <w:gridCol w:w="2339"/>
+      </w:tblGrid>
+      <w:tr>
+        <w:tc>
+          <w:tcPr>
+            <w:tcW w:type="dxa" w:w="2339"/>
+            <w:shd w:fill="1a5276" w:val="clear"/>
+          </w:tcPr>
+          <w:p>
+            <w:pPr>
+              <w:jc w:val="center"/>
+            </w:pPr>
+            <w:r/>
+            <w:r>
+              <w:rPr>
+                <w:b/>
+                <w:color w:val="FFFFFF"/>
+                <w:sz w:val="18"/>
+              </w:rPr>
+              <w:t>Этап</w:t>
+            </w:r>
+          </w:p>
+        </w:tc>
+        <w:tc>
+          <w:tcPr>
+            <w:tcW w:type="dxa" w:w="2339"/>
+            <w:shd w:fill="1a5276" w:val="clear"/>
+          </w:tcPr>
+          <w:p>
+            <w:pPr>
+              <w:jc w:val="center"/>
+            </w:pPr>
+            <w:r/>
+            <w:r>
+              <w:rPr>
+                <w:b/>
+                <w:color w:val="FFFFFF"/>
+                <w:sz w:val="18"/>
+              </w:rPr>
+              <w:t>Содержание</w:t>
+            </w:r>
+          </w:p>
+        </w:tc>
+        <w:tc>
+          <w:tcPr>
+            <w:tcW w:type="dxa" w:w="2339"/>
+            <w:shd w:fill="1a5276" w:val="clear"/>
+          </w:tcPr>
+          <w:p>
+            <w:pPr>
+              <w:jc w:val="center"/>
+            </w:pPr>
+            <w:r/>
+            <w:r>
+              <w:rPr>
+                <w:b/>
+                <w:color w:val="FFFFFF"/>
+                <w:sz w:val="18"/>
+              </w:rPr>
+              <w:t>Ответственный</w:t>
+            </w:r>
+          </w:p>
+        </w:tc>
+        <w:tc>
+          <w:tcPr>
+            <w:tcW w:type="dxa" w:w="2339"/>
+            <w:shd w:fill="1a5276" w:val="clear"/>
+          </w:tcPr>
+          <w:p>
+            <w:pPr>
+              <w:jc w:val="center"/>
+            </w:pPr>
+            <w:r/>
+            <w:r>
+              <w:rPr>
+                <w:b/>
+                <w:color w:val="FFFFFF"/>
+                <w:sz w:val="18"/>
+              </w:rPr>
+              <w:t>Длительность</w:t>
+            </w:r>
+          </w:p>
+        </w:tc>
+      </w:tr>
+      <w:tr>
+        <w:tc>
+          <w:tcPr>
+            <w:tcW w:type="dxa" w:w="2339"/>
+          </w:tcPr>
+          <w:p>
+            <w:r/>
+            <w:r>
+              <w:rPr>
+                <w:sz w:val="18"/>
+              </w:rPr>
+              <w:t>Подготовка документации</w:t>
+            </w:r>
+          </w:p>
+        </w:tc>
+        <w:tc>
+          <w:tcPr>
+            <w:tcW w:type="dxa" w:w="2339"/>
+          </w:tcPr>
+          <w:p>
+            <w:r/>
+            <w:r>
+              <w:rPr>
+                <w:sz w:val="18"/>
+              </w:rPr>
+              <w:t>Оформление актов, протоколов</w:t>
+            </w:r>
+          </w:p>
+        </w:tc>
+        <w:tc>
+          <w:tcPr>
+            <w:tcW w:type="dxa" w:w="2339"/>
+          </w:tcPr>
+          <w:p>
+            <w:r/>
+            <w:r>
+              <w:rPr>
+                <w:sz w:val="18"/>
+              </w:rPr>
+              <w:t>Руководитель наладки</w:t>
+            </w:r>
+          </w:p>
+        </w:tc>
+        <w:tc>
+          <w:tcPr>
+            <w:tcW w:type="dxa" w:w="2339"/>
+          </w:tcPr>
+          <w:p>
+            <w:r/>
+            <w:r>
+              <w:rPr>
+                <w:sz w:val="18"/>
+              </w:rPr>
+              <w:t>3-5 дней</w:t>
+            </w:r>
+          </w:p>
+        </w:tc>
+      </w:tr>
+      <w:tr>
+        <w:tc>
+          <w:tcPr>
+            <w:tcW w:type="dxa" w:w="2339"/>
+            <w:shd w:fill="d4e6f1" w:val="clear"/>
+          </w:tcPr>
+          <w:p>
+            <w:r/>
+            <w:r>
+              <w:rPr>
+                <w:sz w:val="18"/>
+              </w:rPr>
+              <w:t>Предъявление заказчику</w:t>
+            </w:r>
+          </w:p>
+        </w:tc>
+        <w:tc>
+          <w:tcPr>
+            <w:tcW w:type="dxa" w:w="2339"/>
+            <w:shd w:fill="d4e6f1" w:val="clear"/>
+          </w:tcPr>
+          <w:p>
+            <w:r/>
+            <w:r>
+              <w:rPr>
+                <w:sz w:val="18"/>
+              </w:rPr>
+              <w:t>Демонстрация работы системы</w:t>
+            </w:r>
+          </w:p>
+        </w:tc>
+        <w:tc>
+          <w:tcPr>
+            <w:tcW w:type="dxa" w:w="2339"/>
+            <w:shd w:fill="d4e6f1" w:val="clear"/>
+          </w:tcPr>
+          <w:p>
+            <w:r/>
+            <w:r>
+              <w:rPr>
+                <w:sz w:val="18"/>
+              </w:rPr>
+              <w:t>Руководитель наладки</w:t>
+            </w:r>
+          </w:p>
+        </w:tc>
+        <w:tc>
+          <w:tcPr>
+            <w:tcW w:type="dxa" w:w="2339"/>
+            <w:shd w:fill="d4e6f1" w:val="clear"/>
+          </w:tcPr>
+          <w:p>
+            <w:r/>
+            <w:r>
+              <w:rPr>
+                <w:sz w:val="18"/>
+              </w:rPr>
+              <w:t>1-2 дня</w:t>
+            </w:r>
+          </w:p>
+        </w:tc>
+      </w:tr>
+      <w:tr>
+        <w:tc>
+          <w:tcPr>
+            <w:tcW w:type="dxa" w:w="2339"/>
+          </w:tcPr>
+          <w:p>
+            <w:r/>
+            <w:r>
+              <w:rPr>
+                <w:sz w:val="18"/>
+              </w:rPr>
+              <w:t>Комплексное опробование</w:t>
+            </w:r>
+          </w:p>
+        </w:tc>
+        <w:tc>
+          <w:tcPr>
+            <w:tcW w:type="dxa" w:w="2339"/>
+          </w:tcPr>
+          <w:p>
+            <w:r/>
+            <w:r>
+              <w:rPr>
+                <w:sz w:val="18"/>
+              </w:rPr>
+              <w:t>Работа под нагрузкой 72 ч</w:t>
+            </w:r>
+          </w:p>
+        </w:tc>
+        <w:tc>
+          <w:tcPr>
+            <w:tcW w:type="dxa" w:w="2339"/>
+          </w:tcPr>
+          <w:p>
+            <w:r/>
+            <w:r>
+              <w:rPr>
+                <w:sz w:val="18"/>
+              </w:rPr>
+              <w:t>Совместная комиссия</w:t>
+            </w:r>
+          </w:p>
+        </w:tc>
+        <w:tc>
+          <w:tcPr>
+            <w:tcW w:type="dxa" w:w="2339"/>
+          </w:tcPr>
+          <w:p>
+            <w:r/>
+            <w:r>
+              <w:rPr>
+                <w:sz w:val="18"/>
+              </w:rPr>
+              <w:t>3 суток</w:t>
+            </w:r>
+          </w:p>
+        </w:tc>
+      </w:tr>
+      <w:tr>
+        <w:tc>
+          <w:tcPr>
+            <w:tcW w:type="dxa" w:w="2339"/>
+            <w:shd w:fill="d4e6f1" w:val="clear"/>
+          </w:tcPr>
+          <w:p>
+            <w:r/>
+            <w:r>
+              <w:rPr>
+                <w:sz w:val="18"/>
+              </w:rPr>
+              <w:t>Комиссионная приёмка</w:t>
+            </w:r>
+          </w:p>
+        </w:tc>
+        <w:tc>
+          <w:tcPr>
+            <w:tcW w:type="dxa" w:w="2339"/>
+            <w:shd w:fill="d4e6f1" w:val="clear"/>
+          </w:tcPr>
+          <w:p>
+            <w:r/>
+            <w:r>
+              <w:rPr>
+                <w:sz w:val="18"/>
+              </w:rPr>
+              <w:t>Осмотр и проверка комиссией</w:t>
+            </w:r>
+          </w:p>
+        </w:tc>
+        <w:tc>
+          <w:tcPr>
+            <w:tcW w:type="dxa" w:w="2339"/>
+            <w:shd w:fill="d4e6f1" w:val="clear"/>
+          </w:tcPr>
+          <w:p>
+            <w:r/>
+            <w:r>
+              <w:rPr>
+                <w:sz w:val="18"/>
+              </w:rPr>
+              <w:t>Приёмочная комиссия</w:t>
+            </w:r>
+          </w:p>
+        </w:tc>
+        <w:tc>
+          <w:tcPr>
+            <w:tcW w:type="dxa" w:w="2339"/>
+            <w:shd w:fill="d4e6f1" w:val="clear"/>
+          </w:tcPr>
+          <w:p>
+            <w:r/>
+            <w:r>
+              <w:rPr>
+                <w:sz w:val="18"/>
+              </w:rPr>
+              <w:t>1-2 дня</w:t>
+            </w:r>
+          </w:p>
+        </w:tc>
+      </w:tr>
+      <w:tr>
+        <w:tc>
+          <w:tcPr>
+            <w:tcW w:type="dxa" w:w="2339"/>
+          </w:tcPr>
+          <w:p>
+            <w:r/>
+            <w:r>
+              <w:rPr>
+                <w:sz w:val="18"/>
+              </w:rPr>
+              <w:t>Подписание актов</w:t>
+            </w:r>
+          </w:p>
+        </w:tc>
+        <w:tc>
+          <w:tcPr>
+            <w:tcW w:type="dxa" w:w="2339"/>
+          </w:tcPr>
+          <w:p>
+            <w:r/>
+            <w:r>
+              <w:rPr>
+                <w:sz w:val="18"/>
+              </w:rPr>
+              <w:t>Оформление приёмки</w:t>
+            </w:r>
+          </w:p>
+        </w:tc>
+        <w:tc>
+          <w:tcPr>
+            <w:tcW w:type="dxa" w:w="2339"/>
+          </w:tcPr>
+          <w:p>
+            <w:r/>
+            <w:r>
+              <w:rPr>
+                <w:sz w:val="18"/>
+              </w:rPr>
+              <w:t>Председатель комиссии</w:t>
+            </w:r>
+          </w:p>
+        </w:tc>
+        <w:tc>
+          <w:tcPr>
+            <w:tcW w:type="dxa" w:w="2339"/>
+          </w:tcPr>
+          <w:p>
+            <w:r/>
+            <w:r>
+              <w:rPr>
+                <w:sz w:val="18"/>
+              </w:rPr>
+              <w:t>1 день</w:t>
+            </w:r>
+          </w:p>
+        </w:tc>
+      </w:tr>
+    </w:tbl>
+    <w:p/>
+    <w:p>
+      <w:r>
+        <w:t>Сдача налаженных и испытанных систем КИПиА в эксплуатацию является завершающим этапом наладочных работ. Этот этап требует тщательной подготовки документации и организации взаимодействия между наладочной организацией, заказчиком и генеральным подрядчиком. От полноты и качества оформления документации зависит успешность приёмки системы в эксплуатацию.</w:t>
+      </w:r>
+    </w:p>
+    <w:p>
+      <w:r>
+        <w:t>Перед предъявлением системы заказчику наладочная организация проводит внутреннюю приёмку, в ходе которой проверяется полнота и качество выполненных наладочных работ, а также комплектность документации. При обнаружении недостатков они устраняются до предъявления системы заказчику. Внутренняя приёмка оформляется актом, который подписывается руководителем наладочных работ и специалистами, выполнявшими наладку.</w:t>
+      </w:r>
+    </w:p>
+    <w:p>
+      <w:r>
+        <w:t>Комплексное опробование системы проводится в течение 72 часов непрерывной работы под нагрузкой. В период опробования контролируются все параметры системы, фиксируются отказы и нарушения в работе. Если в течение 72 часов не произошло ни одного отказа, система считается выдержавшей комплексное опробование. При наличии отказов опробование возобновляется после устранения причин. Результаты комплексного опробования оформляются актом, который подписывается представителями наладочной организации и заказчика.</w:t>
+      </w:r>
+    </w:p>
+    <w:p>
+      <w:pPr>
+        <w:jc w:val="center"/>
+      </w:pPr>
+      <w:r>
+        <w:rPr>
+          <w:b/>
+          <w:sz w:val="20"/>
+        </w:rPr>
+        <w:t>Рисунок 1. Этапы сдачи налаженных систем КИПиА в эксплуатацию</w:t>
+      </w:r>
+    </w:p>
+    <w:p>
+      <w:pPr>
+        <w:jc w:val="center"/>
+      </w:pPr>
+      <w:r>
+        <w:drawing>
+          <wp:inline xmlns:a="http://schemas.openxmlformats.org/drawingml/2006/main" xmlns:pic="http://schemas.openxmlformats.org/drawingml/2006/picture">
+            <wp:extent cx="5029200" cy="2723597"/>
+            <wp:docPr id="1" name="Picture 1"/>
+            <wp:cNvGraphicFramePr>
+              <a:graphicFrameLocks noChangeAspect="1"/>
+            </wp:cNvGraphicFramePr>
+            <a:graphic>
+              <a:graphicData uri="http://schemas.openxmlformats.org/drawingml/2006/picture">
+                <pic:pic>
+                  <pic:nvPicPr>
+                    <pic:cNvPr id="0" name="pp_mdk10.png"/>
+                    <pic:cNvPicPr/>
+                  </pic:nvPicPr>
+                  <pic:blipFill>
+                    <a:blip r:embed="rId9"/>
+                    <a:stretch>
+                      <a:fillRect/>
+                    </a:stretch>
+                  </pic:blipFill>
+                  <pic:spPr>
+                    <a:xfrm>
+                      <a:off x="0" y="0"/>
+                      <a:ext cx="5029200" cy="2723597"/>
+                    </a:xfrm>
+                    <a:prstGeom prst="rect"/>
+                  </pic:spPr>
+                </pic:pic>
+              </a:graphicData>
+            </a:graphic>
+          </wp:inline>
+        </w:drawing>
+      </w:r>
     </w:p>
     <w:p>
       <w:pPr>
